--- a/addons-extra/extrairg/irg_gradebook_certificates/static/src/templates/Plantilla-certificado-notas-dpto.docx
+++ b/addons-extra/extrairg/irg_gradebook_certificates/static/src/templates/Plantilla-certificado-notas-dpto.docx
@@ -51,6 +51,14 @@
           <w:highlight w:val="none"/>
         </w:rPr>
       </w:r>
+      <w:r>
+        <w:rPr>
+          <w:rFonts w:asciiTheme="minorHAnsi" w:hAnsiTheme="minorHAnsi" w:cstheme="minorHAnsi"/>
+          <w:sz w:val="20"/>
+          <w:szCs w:val="20"/>
+          <w:highlight w:val="none"/>
+        </w:rPr>
+      </w:r>
     </w:p>
     <w:p>
       <w:pPr>
@@ -73,6 +81,36 @@
           <w:highlight w:val="none"/>
         </w:rPr>
       </w:r>
+      <w:r>
+        <w:rPr>
+          <w:rFonts w:asciiTheme="minorHAnsi" w:hAnsiTheme="minorHAnsi" w:cstheme="minorHAnsi"/>
+          <w:sz w:val="20"/>
+          <w:szCs w:val="20"/>
+          <w:highlight w:val="none"/>
+        </w:rPr>
+      </w:r>
+      <w:r>
+        <w:rPr>
+          <w:rFonts w:asciiTheme="minorHAnsi" w:hAnsiTheme="minorHAnsi" w:cstheme="minorHAnsi"/>
+          <w:sz w:val="20"/>
+          <w:szCs w:val="20"/>
+          <w:highlight w:val="none"/>
+        </w:rPr>
+      </w:r>
+    </w:p>
+    <w:p>
+      <w:pPr>
+        <w:pBdr/>
+        <w:spacing w:after="0"/>
+        <w:ind w:left="128"/>
+        <w:jc w:val="both"/>
+        <w:rPr>
+          <w:rFonts w:asciiTheme="minorHAnsi" w:hAnsiTheme="minorHAnsi" w:cstheme="minorHAnsi"/>
+          <w:sz w:val="20"/>
+          <w:szCs w:val="20"/>
+          <w:highlight w:val="none"/>
+        </w:rPr>
+      </w:pPr>
       <w:r>
         <w:rPr>
           <w:rFonts w:asciiTheme="minorHAnsi" w:hAnsiTheme="minorHAnsi" w:cstheme="minorHAnsi"/>
@@ -150,6 +188,36 @@
           <w:highlight w:val="none"/>
         </w:rPr>
       </w:r>
+      <w:r>
+        <w:rPr>
+          <w:rFonts w:asciiTheme="minorHAnsi" w:hAnsiTheme="minorHAnsi" w:cstheme="minorHAnsi"/>
+          <w:sz w:val="20"/>
+          <w:szCs w:val="20"/>
+          <w:highlight w:val="none"/>
+        </w:rPr>
+      </w:r>
+      <w:r>
+        <w:rPr>
+          <w:rFonts w:asciiTheme="minorHAnsi" w:hAnsiTheme="minorHAnsi" w:cstheme="minorHAnsi"/>
+          <w:sz w:val="20"/>
+          <w:szCs w:val="20"/>
+          <w:highlight w:val="none"/>
+        </w:rPr>
+      </w:r>
+    </w:p>
+    <w:p>
+      <w:pPr>
+        <w:pBdr/>
+        <w:spacing w:after="0"/>
+        <w:ind w:left="128"/>
+        <w:jc w:val="both"/>
+        <w:rPr>
+          <w:rFonts w:asciiTheme="minorHAnsi" w:hAnsiTheme="minorHAnsi" w:cstheme="minorHAnsi"/>
+          <w:sz w:val="20"/>
+          <w:szCs w:val="20"/>
+          <w:highlight w:val="none"/>
+        </w:rPr>
+      </w:pPr>
       <w:r>
         <w:rPr>
           <w:rFonts w:asciiTheme="minorHAnsi" w:hAnsiTheme="minorHAnsi" w:cstheme="minorHAnsi"/>
@@ -293,7 +361,7 @@
       <w:tblPr>
         <w:tblStyle w:val="909"/>
         <w:tblInd w:w="-172" w:type="dxa"/>
-        <w:tblW w:w="8362" w:type="dxa"/>
+        <w:tblW w:w="9010" w:type="dxa"/>
         <w:tblCellMar>
           <w:left w:w="109" w:type="dxa"/>
           <w:top w:w="131" w:type="dxa"/>
@@ -305,13 +373,13 @@
         <w:tblLook w:val="04A0" w:firstRow="1" w:lastRow="0" w:firstColumn="1" w:lastColumn="0" w:noHBand="0" w:noVBand="1"/>
       </w:tblPr>
       <w:tblGrid>
-        <w:gridCol w:w="992"/>
-        <w:gridCol w:w="6256"/>
-        <w:gridCol w:w="1114"/>
+        <w:gridCol w:w="1069"/>
+        <w:gridCol w:w="6741"/>
+        <w:gridCol w:w="1200"/>
       </w:tblGrid>
       <w:tr>
         <w:trPr>
-          <w:trHeight w:val="354"/>
+          <w:trHeight w:val="356"/>
         </w:trPr>
         <w:tc>
           <w:tcPr>
@@ -322,7 +390,7 @@
               <w:bottom w:val="single" w:color="000000" w:sz="10" w:space="0"/>
               <w:right w:val="single" w:color="dee2e6" w:sz="5" w:space="0"/>
             </w:tcBorders>
-            <w:tcW w:w="992" w:type="dxa"/>
+            <w:tcW w:w="1069" w:type="dxa"/>
             <w:vAlign w:val="center"/>
           </w:tcPr>
           <w:p>
@@ -351,7 +419,7 @@
               <w:bottom w:val="single" w:color="000000" w:sz="10" w:space="0"/>
               <w:right w:val="single" w:color="dee2e6" w:sz="5" w:space="0"/>
             </w:tcBorders>
-            <w:tcW w:w="6256" w:type="dxa"/>
+            <w:tcW w:w="6741" w:type="dxa"/>
             <w:vAlign w:val="center"/>
           </w:tcPr>
           <w:p>
@@ -380,7 +448,7 @@
               <w:bottom w:val="single" w:color="000000" w:sz="10" w:space="0"/>
               <w:right w:val="single" w:color="dee2e6" w:sz="5" w:space="0"/>
             </w:tcBorders>
-            <w:tcW w:w="1114" w:type="dxa"/>
+            <w:tcW w:w="1200" w:type="dxa"/>
             <w:vAlign w:val="center"/>
           </w:tcPr>
           <w:p>
@@ -403,7 +471,7 @@
       </w:tr>
       <w:tr>
         <w:trPr>
-          <w:trHeight w:val="327"/>
+          <w:trHeight w:val="329"/>
         </w:trPr>
         <w:tc>
           <w:tcPr>
@@ -413,7 +481,7 @@
               <w:bottom w:val="single" w:color="dee2e6" w:sz="5" w:space="0"/>
               <w:right w:val="single" w:color="dee2e6" w:sz="5" w:space="0"/>
             </w:tcBorders>
-            <w:tcW w:w="992" w:type="dxa"/>
+            <w:tcW w:w="1069" w:type="dxa"/>
             <w:vAlign w:val="center"/>
           </w:tcPr>
           <w:p>
@@ -435,7 +503,7 @@
               <w:bottom w:val="single" w:color="dee2e6" w:sz="5" w:space="0"/>
               <w:right w:val="single" w:color="dee2e6" w:sz="5" w:space="0"/>
             </w:tcBorders>
-            <w:tcW w:w="6256" w:type="dxa"/>
+            <w:tcW w:w="6741" w:type="dxa"/>
             <w:vAlign w:val="center"/>
           </w:tcPr>
           <w:p>
@@ -457,7 +525,7 @@
               <w:bottom w:val="single" w:color="dee2e6" w:sz="5" w:space="0"/>
               <w:right w:val="single" w:color="dee2e6" w:sz="5" w:space="0"/>
             </w:tcBorders>
-            <w:tcW w:w="1114" w:type="dxa"/>
+            <w:tcW w:w="1200" w:type="dxa"/>
             <w:vAlign w:val="center"/>
           </w:tcPr>
           <w:p>
@@ -475,7 +543,7 @@
       </w:tr>
       <w:tr>
         <w:trPr>
-          <w:trHeight w:val="320"/>
+          <w:trHeight w:val="322"/>
         </w:trPr>
         <w:tc>
           <w:tcPr>
@@ -485,7 +553,7 @@
               <w:bottom w:val="single" w:color="dee2e6" w:sz="5" w:space="0"/>
               <w:right w:val="single" w:color="dee2e6" w:sz="5" w:space="0"/>
             </w:tcBorders>
-            <w:tcW w:w="992" w:type="dxa"/>
+            <w:tcW w:w="1069" w:type="dxa"/>
             <w:vAlign w:val="center"/>
           </w:tcPr>
           <w:p>
@@ -507,7 +575,7 @@
               <w:bottom w:val="single" w:color="dee2e6" w:sz="5" w:space="0"/>
               <w:right w:val="single" w:color="dee2e6" w:sz="5" w:space="0"/>
             </w:tcBorders>
-            <w:tcW w:w="6256" w:type="dxa"/>
+            <w:tcW w:w="6741" w:type="dxa"/>
             <w:vAlign w:val="center"/>
           </w:tcPr>
           <w:p>
@@ -529,7 +597,7 @@
               <w:bottom w:val="single" w:color="dee2e6" w:sz="5" w:space="0"/>
               <w:right w:val="single" w:color="dee2e6" w:sz="5" w:space="0"/>
             </w:tcBorders>
-            <w:tcW w:w="1114" w:type="dxa"/>
+            <w:tcW w:w="1200" w:type="dxa"/>
             <w:vAlign w:val="center"/>
           </w:tcPr>
           <w:p>
@@ -547,7 +615,7 @@
       </w:tr>
       <w:tr>
         <w:trPr>
-          <w:trHeight w:val="320"/>
+          <w:trHeight w:val="322"/>
         </w:trPr>
         <w:tc>
           <w:tcPr>
@@ -557,7 +625,7 @@
               <w:bottom w:val="single" w:color="dee2e6" w:sz="5" w:space="0"/>
               <w:right w:val="single" w:color="dee2e6" w:sz="5" w:space="0"/>
             </w:tcBorders>
-            <w:tcW w:w="992" w:type="dxa"/>
+            <w:tcW w:w="1069" w:type="dxa"/>
             <w:vAlign w:val="center"/>
           </w:tcPr>
           <w:p>
@@ -579,7 +647,7 @@
               <w:bottom w:val="single" w:color="dee2e6" w:sz="5" w:space="0"/>
               <w:right w:val="single" w:color="dee2e6" w:sz="5" w:space="0"/>
             </w:tcBorders>
-            <w:tcW w:w="6256" w:type="dxa"/>
+            <w:tcW w:w="6741" w:type="dxa"/>
             <w:vAlign w:val="center"/>
           </w:tcPr>
           <w:p>
@@ -601,7 +669,7 @@
               <w:bottom w:val="single" w:color="dee2e6" w:sz="5" w:space="0"/>
               <w:right w:val="single" w:color="dee2e6" w:sz="5" w:space="0"/>
             </w:tcBorders>
-            <w:tcW w:w="1114" w:type="dxa"/>
+            <w:tcW w:w="1200" w:type="dxa"/>
             <w:vAlign w:val="center"/>
           </w:tcPr>
           <w:p>
@@ -619,7 +687,7 @@
       </w:tr>
       <w:tr>
         <w:trPr>
-          <w:trHeight w:val="320"/>
+          <w:trHeight w:val="322"/>
         </w:trPr>
         <w:tc>
           <w:tcPr>
@@ -629,7 +697,7 @@
               <w:bottom w:val="single" w:color="dee2e6" w:sz="5" w:space="0"/>
               <w:right w:val="single" w:color="dee2e6" w:sz="5" w:space="0"/>
             </w:tcBorders>
-            <w:tcW w:w="992" w:type="dxa"/>
+            <w:tcW w:w="1069" w:type="dxa"/>
             <w:vAlign w:val="center"/>
           </w:tcPr>
           <w:p>
@@ -651,7 +719,7 @@
               <w:bottom w:val="single" w:color="dee2e6" w:sz="5" w:space="0"/>
               <w:right w:val="single" w:color="dee2e6" w:sz="5" w:space="0"/>
             </w:tcBorders>
-            <w:tcW w:w="6256" w:type="dxa"/>
+            <w:tcW w:w="6741" w:type="dxa"/>
             <w:vAlign w:val="center"/>
           </w:tcPr>
           <w:p>
@@ -673,7 +741,7 @@
               <w:bottom w:val="single" w:color="dee2e6" w:sz="5" w:space="0"/>
               <w:right w:val="single" w:color="dee2e6" w:sz="5" w:space="0"/>
             </w:tcBorders>
-            <w:tcW w:w="1114" w:type="dxa"/>
+            <w:tcW w:w="1200" w:type="dxa"/>
             <w:vAlign w:val="center"/>
           </w:tcPr>
           <w:p>
@@ -691,7 +759,7 @@
       </w:tr>
       <w:tr>
         <w:trPr>
-          <w:trHeight w:val="320"/>
+          <w:trHeight w:val="322"/>
         </w:trPr>
         <w:tc>
           <w:tcPr>
@@ -701,7 +769,7 @@
               <w:bottom w:val="single" w:color="dee2e6" w:sz="5" w:space="0"/>
               <w:right w:val="single" w:color="dee2e6" w:sz="5" w:space="0"/>
             </w:tcBorders>
-            <w:tcW w:w="992" w:type="dxa"/>
+            <w:tcW w:w="1069" w:type="dxa"/>
             <w:vAlign w:val="center"/>
           </w:tcPr>
           <w:p>
@@ -723,7 +791,7 @@
               <w:bottom w:val="single" w:color="dee2e6" w:sz="5" w:space="0"/>
               <w:right w:val="single" w:color="dee2e6" w:sz="5" w:space="0"/>
             </w:tcBorders>
-            <w:tcW w:w="6256" w:type="dxa"/>
+            <w:tcW w:w="6741" w:type="dxa"/>
             <w:vAlign w:val="center"/>
           </w:tcPr>
           <w:p>
@@ -745,7 +813,7 @@
               <w:bottom w:val="single" w:color="dee2e6" w:sz="5" w:space="0"/>
               <w:right w:val="single" w:color="dee2e6" w:sz="5" w:space="0"/>
             </w:tcBorders>
-            <w:tcW w:w="1114" w:type="dxa"/>
+            <w:tcW w:w="1200" w:type="dxa"/>
             <w:vAlign w:val="center"/>
           </w:tcPr>
           <w:p>
@@ -763,7 +831,7 @@
       </w:tr>
       <w:tr>
         <w:trPr>
-          <w:trHeight w:val="320"/>
+          <w:trHeight w:val="322"/>
         </w:trPr>
         <w:tc>
           <w:tcPr>
@@ -773,7 +841,7 @@
               <w:bottom w:val="single" w:color="dee2e6" w:sz="5" w:space="0"/>
               <w:right w:val="single" w:color="dee2e6" w:sz="5" w:space="0"/>
             </w:tcBorders>
-            <w:tcW w:w="992" w:type="dxa"/>
+            <w:tcW w:w="1069" w:type="dxa"/>
             <w:vAlign w:val="center"/>
           </w:tcPr>
           <w:p>
@@ -795,7 +863,7 @@
               <w:bottom w:val="single" w:color="dee2e6" w:sz="5" w:space="0"/>
               <w:right w:val="single" w:color="dee2e6" w:sz="5" w:space="0"/>
             </w:tcBorders>
-            <w:tcW w:w="6256" w:type="dxa"/>
+            <w:tcW w:w="6741" w:type="dxa"/>
             <w:vAlign w:val="center"/>
           </w:tcPr>
           <w:p>
@@ -817,7 +885,7 @@
               <w:bottom w:val="single" w:color="dee2e6" w:sz="5" w:space="0"/>
               <w:right w:val="single" w:color="dee2e6" w:sz="5" w:space="0"/>
             </w:tcBorders>
-            <w:tcW w:w="1114" w:type="dxa"/>
+            <w:tcW w:w="1200" w:type="dxa"/>
             <w:vAlign w:val="center"/>
           </w:tcPr>
           <w:p>
@@ -835,7 +903,7 @@
       </w:tr>
       <w:tr>
         <w:trPr>
-          <w:trHeight w:val="499"/>
+          <w:trHeight w:val="502"/>
         </w:trPr>
         <w:tc>
           <w:tcPr>
@@ -845,7 +913,7 @@
               <w:bottom w:val="single" w:color="dee2e6" w:sz="5" w:space="0"/>
               <w:right w:val="single" w:color="dee2e6" w:sz="5" w:space="0"/>
             </w:tcBorders>
-            <w:tcW w:w="992" w:type="dxa"/>
+            <w:tcW w:w="1069" w:type="dxa"/>
           </w:tcPr>
           <w:p>
             <w:pPr>
@@ -866,7 +934,7 @@
               <w:bottom w:val="single" w:color="dee2e6" w:sz="5" w:space="0"/>
               <w:right w:val="single" w:color="dee2e6" w:sz="5" w:space="0"/>
             </w:tcBorders>
-            <w:tcW w:w="6256" w:type="dxa"/>
+            <w:tcW w:w="6741" w:type="dxa"/>
             <w:vAlign w:val="center"/>
           </w:tcPr>
           <w:p>
@@ -888,7 +956,7 @@
               <w:bottom w:val="single" w:color="dee2e6" w:sz="5" w:space="0"/>
               <w:right w:val="single" w:color="dee2e6" w:sz="5" w:space="0"/>
             </w:tcBorders>
-            <w:tcW w:w="1114" w:type="dxa"/>
+            <w:tcW w:w="1200" w:type="dxa"/>
           </w:tcPr>
           <w:p>
             <w:pPr>
@@ -905,7 +973,7 @@
       </w:tr>
       <w:tr>
         <w:trPr>
-          <w:trHeight w:val="320"/>
+          <w:trHeight w:val="322"/>
         </w:trPr>
         <w:tc>
           <w:tcPr>
@@ -915,7 +983,7 @@
               <w:bottom w:val="single" w:color="dee2e6" w:sz="5" w:space="0"/>
               <w:right w:val="single" w:color="dee2e6" w:sz="5" w:space="0"/>
             </w:tcBorders>
-            <w:tcW w:w="992" w:type="dxa"/>
+            <w:tcW w:w="1069" w:type="dxa"/>
             <w:vAlign w:val="center"/>
           </w:tcPr>
           <w:p>
@@ -937,7 +1005,7 @@
               <w:bottom w:val="single" w:color="dee2e6" w:sz="5" w:space="0"/>
               <w:right w:val="single" w:color="dee2e6" w:sz="5" w:space="0"/>
             </w:tcBorders>
-            <w:tcW w:w="6256" w:type="dxa"/>
+            <w:tcW w:w="6741" w:type="dxa"/>
             <w:vAlign w:val="center"/>
           </w:tcPr>
           <w:p>
@@ -959,7 +1027,7 @@
               <w:bottom w:val="single" w:color="dee2e6" w:sz="5" w:space="0"/>
               <w:right w:val="single" w:color="dee2e6" w:sz="5" w:space="0"/>
             </w:tcBorders>
-            <w:tcW w:w="1114" w:type="dxa"/>
+            <w:tcW w:w="1200" w:type="dxa"/>
             <w:vAlign w:val="center"/>
           </w:tcPr>
           <w:p>
@@ -977,7 +1045,7 @@
       </w:tr>
       <w:tr>
         <w:trPr>
-          <w:trHeight w:val="448"/>
+          <w:trHeight w:val="450"/>
         </w:trPr>
         <w:tc>
           <w:tcPr>
@@ -987,7 +1055,7 @@
               <w:bottom w:val="single" w:color="dee2e6" w:sz="5" w:space="0"/>
               <w:right w:val="single" w:color="dee2e6" w:sz="5" w:space="0"/>
             </w:tcBorders>
-            <w:tcW w:w="992" w:type="dxa"/>
+            <w:tcW w:w="1069" w:type="dxa"/>
           </w:tcPr>
           <w:p>
             <w:pPr>
@@ -1008,7 +1076,7 @@
               <w:bottom w:val="single" w:color="dee2e6" w:sz="5" w:space="0"/>
               <w:right w:val="single" w:color="dee2e6" w:sz="5" w:space="0"/>
             </w:tcBorders>
-            <w:tcW w:w="6256" w:type="dxa"/>
+            <w:tcW w:w="6741" w:type="dxa"/>
           </w:tcPr>
           <w:p>
             <w:pPr>
@@ -1029,7 +1097,7 @@
               <w:bottom w:val="single" w:color="dee2e6" w:sz="5" w:space="0"/>
               <w:right w:val="single" w:color="dee2e6" w:sz="5" w:space="0"/>
             </w:tcBorders>
-            <w:tcW w:w="1114" w:type="dxa"/>
+            <w:tcW w:w="1200" w:type="dxa"/>
           </w:tcPr>
           <w:p>
             <w:pPr>
@@ -1046,7 +1114,7 @@
       </w:tr>
       <w:tr>
         <w:trPr>
-          <w:trHeight w:val="320"/>
+          <w:trHeight w:val="322"/>
         </w:trPr>
         <w:tc>
           <w:tcPr>
@@ -1056,7 +1124,7 @@
               <w:bottom w:val="single" w:color="dee2e6" w:sz="5" w:space="0"/>
               <w:right w:val="single" w:color="dee2e6" w:sz="5" w:space="0"/>
             </w:tcBorders>
-            <w:tcW w:w="992" w:type="dxa"/>
+            <w:tcW w:w="1069" w:type="dxa"/>
             <w:vAlign w:val="center"/>
           </w:tcPr>
           <w:p>
@@ -1078,7 +1146,7 @@
               <w:bottom w:val="single" w:color="dee2e6" w:sz="5" w:space="0"/>
               <w:right w:val="single" w:color="dee2e6" w:sz="5" w:space="0"/>
             </w:tcBorders>
-            <w:tcW w:w="6256" w:type="dxa"/>
+            <w:tcW w:w="6741" w:type="dxa"/>
             <w:vAlign w:val="center"/>
           </w:tcPr>
           <w:p>
@@ -1100,7 +1168,7 @@
               <w:bottom w:val="single" w:color="dee2e6" w:sz="5" w:space="0"/>
               <w:right w:val="single" w:color="dee2e6" w:sz="5" w:space="0"/>
             </w:tcBorders>
-            <w:tcW w:w="1114" w:type="dxa"/>
+            <w:tcW w:w="1200" w:type="dxa"/>
             <w:vAlign w:val="center"/>
           </w:tcPr>
           <w:p>
@@ -1118,7 +1186,7 @@
       </w:tr>
       <w:tr>
         <w:trPr>
-          <w:trHeight w:val="320"/>
+          <w:trHeight w:val="322"/>
         </w:trPr>
         <w:tc>
           <w:tcPr>
@@ -1128,7 +1196,7 @@
               <w:bottom w:val="single" w:color="dee2e6" w:sz="5" w:space="0"/>
               <w:right w:val="single" w:color="dee2e6" w:sz="5" w:space="0"/>
             </w:tcBorders>
-            <w:tcW w:w="992" w:type="dxa"/>
+            <w:tcW w:w="1069" w:type="dxa"/>
             <w:vAlign w:val="center"/>
           </w:tcPr>
           <w:p>
@@ -1150,7 +1218,7 @@
               <w:bottom w:val="single" w:color="dee2e6" w:sz="5" w:space="0"/>
               <w:right w:val="single" w:color="dee2e6" w:sz="5" w:space="0"/>
             </w:tcBorders>
-            <w:tcW w:w="6256" w:type="dxa"/>
+            <w:tcW w:w="6741" w:type="dxa"/>
             <w:vAlign w:val="center"/>
           </w:tcPr>
           <w:p>
@@ -1172,7 +1240,7 @@
               <w:bottom w:val="single" w:color="dee2e6" w:sz="5" w:space="0"/>
               <w:right w:val="single" w:color="dee2e6" w:sz="5" w:space="0"/>
             </w:tcBorders>
-            <w:tcW w:w="1114" w:type="dxa"/>
+            <w:tcW w:w="1200" w:type="dxa"/>
             <w:vAlign w:val="center"/>
           </w:tcPr>
           <w:p>
@@ -1190,7 +1258,7 @@
       </w:tr>
       <w:tr>
         <w:trPr>
-          <w:trHeight w:val="327"/>
+          <w:trHeight w:val="329"/>
         </w:trPr>
         <w:tc>
           <w:tcPr>
@@ -1200,7 +1268,7 @@
               <w:bottom w:val="single" w:color="000000" w:sz="10" w:space="0"/>
               <w:right w:val="single" w:color="dee2e6" w:sz="5" w:space="0"/>
             </w:tcBorders>
-            <w:tcW w:w="992" w:type="dxa"/>
+            <w:tcW w:w="1069" w:type="dxa"/>
             <w:vAlign w:val="center"/>
           </w:tcPr>
           <w:p>
@@ -1222,7 +1290,7 @@
               <w:bottom w:val="single" w:color="000000" w:sz="10" w:space="0"/>
               <w:right w:val="single" w:color="dee2e6" w:sz="5" w:space="0"/>
             </w:tcBorders>
-            <w:tcW w:w="6256" w:type="dxa"/>
+            <w:tcW w:w="6741" w:type="dxa"/>
             <w:vAlign w:val="center"/>
           </w:tcPr>
           <w:p>
@@ -1244,7 +1312,7 @@
               <w:bottom w:val="single" w:color="000000" w:sz="10" w:space="0"/>
               <w:right w:val="single" w:color="dee2e6" w:sz="5" w:space="0"/>
             </w:tcBorders>
-            <w:tcW w:w="1114" w:type="dxa"/>
+            <w:tcW w:w="1200" w:type="dxa"/>
             <w:vAlign w:val="center"/>
           </w:tcPr>
           <w:p>
@@ -1262,7 +1330,7 @@
       </w:tr>
       <w:tr>
         <w:trPr>
-          <w:trHeight w:val="351"/>
+          <w:trHeight w:val="353"/>
         </w:trPr>
         <w:tc>
           <w:tcPr>
@@ -1274,7 +1342,7 @@
               <w:bottom w:val="single" w:color="dee2e6" w:sz="5" w:space="0"/>
               <w:right w:val="single" w:color="dee2e6" w:sz="5" w:space="0"/>
             </w:tcBorders>
-            <w:tcW w:w="7248" w:type="dxa"/>
+            <w:tcW w:w="7809" w:type="dxa"/>
             <w:vAlign w:val="center"/>
           </w:tcPr>
           <w:p>
@@ -1303,7 +1371,7 @@
               <w:bottom w:val="single" w:color="dee2e6" w:sz="5" w:space="0"/>
               <w:right w:val="single" w:color="dee2e6" w:sz="5" w:space="0"/>
             </w:tcBorders>
-            <w:tcW w:w="1114" w:type="dxa"/>
+            <w:tcW w:w="1200" w:type="dxa"/>
             <w:vAlign w:val="center"/>
           </w:tcPr>
           <w:p>
@@ -1625,6 +1693,7 @@
       </w:r>
       <w:r>
         <w:rPr>
+          <w:rFonts w:asciiTheme="minorHAnsi" w:hAnsiTheme="minorHAnsi" w:cstheme="minorHAnsi"/>
           <w:highlight w:val="none"/>
         </w:rPr>
       </w:r>
@@ -1652,6 +1721,7 @@
       </w:r>
       <w:r>
         <w:rPr>
+          <w:rFonts w:asciiTheme="minorHAnsi" w:hAnsiTheme="minorHAnsi" w:cstheme="minorHAnsi"/>
           <w:highlight w:val="none"/>
         </w:rPr>
       </w:r>
@@ -2729,7 +2799,7 @@
       <w:r>
         <w:rPr>
           <w:rFonts w:asciiTheme="minorHAnsi" w:hAnsiTheme="minorHAnsi" w:cstheme="minorHAnsi"/>
-          <w:sz w:val="24"/>
+          <w:highlight w:val="none"/>
         </w:rPr>
       </w:r>
       <w:r>

--- a/addons-extra/extrairg/irg_gradebook_certificates/static/src/templates/Plantilla-certificado-notas-dpto.docx
+++ b/addons-extra/extrairg/irg_gradebook_certificates/static/src/templates/Plantilla-certificado-notas-dpto.docx
@@ -127,6 +127,14 @@
           <w:highlight w:val="none"/>
         </w:rPr>
       </w:r>
+      <w:r>
+        <w:rPr>
+          <w:rFonts w:asciiTheme="minorHAnsi" w:hAnsiTheme="minorHAnsi" w:cstheme="minorHAnsi"/>
+          <w:sz w:val="20"/>
+          <w:szCs w:val="20"/>
+          <w:highlight w:val="none"/>
+        </w:rPr>
+      </w:r>
     </w:p>
     <w:p>
       <w:pPr>
@@ -218,6 +226,14 @@
           <w:highlight w:val="none"/>
         </w:rPr>
       </w:pPr>
+      <w:r>
+        <w:rPr>
+          <w:rFonts w:asciiTheme="minorHAnsi" w:hAnsiTheme="minorHAnsi" w:cstheme="minorHAnsi"/>
+          <w:sz w:val="20"/>
+          <w:szCs w:val="20"/>
+          <w:highlight w:val="none"/>
+        </w:rPr>
+      </w:r>
       <w:r>
         <w:rPr>
           <w:rFonts w:asciiTheme="minorHAnsi" w:hAnsiTheme="minorHAnsi" w:cstheme="minorHAnsi"/>
@@ -324,6 +340,52 @@
           <w:highlight w:val="none"/>
         </w:rPr>
         <w:t xml:space="preserve">émico &lt;&lt;añoCurso&gt;&gt; con una carga lectiva de &lt;&lt;Etcs&gt;&gt;, ha obtenido las calificaciones siguientes:</w:t>
+      </w:r>
+      <w:r>
+        <w:rPr>
+          <w:rFonts w:asciiTheme="minorHAnsi" w:hAnsiTheme="minorHAnsi" w:cstheme="minorHAnsi"/>
+          <w:b w:val="0"/>
+          <w:bCs w:val="0"/>
+          <w:sz w:val="20"/>
+          <w:szCs w:val="20"/>
+          <w:highlight w:val="none"/>
+        </w:rPr>
+      </w:r>
+      <w:r>
+        <w:rPr>
+          <w:rFonts w:asciiTheme="minorHAnsi" w:hAnsiTheme="minorHAnsi" w:cstheme="minorHAnsi"/>
+          <w:b w:val="0"/>
+          <w:bCs w:val="0"/>
+          <w:sz w:val="20"/>
+          <w:szCs w:val="20"/>
+          <w:highlight w:val="none"/>
+        </w:rPr>
+      </w:r>
+    </w:p>
+    <w:p>
+      <w:pPr>
+        <w:pBdr/>
+        <w:spacing w:after="0"/>
+        <w:ind w:left="128"/>
+        <w:jc w:val="both"/>
+        <w:rPr>
+          <w:rFonts w:asciiTheme="minorHAnsi" w:hAnsiTheme="minorHAnsi" w:cstheme="minorHAnsi"/>
+          <w:b w:val="0"/>
+          <w:bCs w:val="0"/>
+          <w:sz w:val="20"/>
+          <w:szCs w:val="20"/>
+          <w:highlight w:val="none"/>
+        </w:rPr>
+      </w:pPr>
+      <w:r>
+        <w:rPr>
+          <w:rFonts w:asciiTheme="minorHAnsi" w:hAnsiTheme="minorHAnsi" w:cstheme="minorHAnsi"/>
+          <w:b w:val="0"/>
+          <w:bCs w:val="0"/>
+          <w:sz w:val="20"/>
+          <w:szCs w:val="20"/>
+          <w:highlight w:val="none"/>
+        </w:rPr>
       </w:r>
       <w:r>
         <w:rPr>
@@ -1416,6 +1478,107 @@
           <w:sz w:val="20"/>
           <w:szCs w:val="20"/>
         </w:rPr>
+      </w:r>
+      <w:r>
+        <mc:AlternateContent>
+          <mc:Choice Requires="wpg">
+            <w:drawing>
+              <wp:anchor xmlns:wp="http://schemas.openxmlformats.org/drawingml/2006/wordprocessingDrawing" xmlns:wp14="http://schemas.microsoft.com/office/word/2010/wordprocessingDrawing" distT="0" distB="0" distL="114300" distR="114300" simplePos="0" relativeHeight="251658240" behindDoc="1" locked="0" layoutInCell="1" allowOverlap="1">
+                <wp:simplePos x="0" y="0"/>
+                <wp:positionH relativeFrom="margin">
+                  <wp:posOffset>0</wp:posOffset>
+                </wp:positionH>
+                <wp:positionV relativeFrom="paragraph">
+                  <wp:posOffset>155371</wp:posOffset>
+                </wp:positionV>
+                <wp:extent cx="1357525" cy="595705"/>
+                <wp:effectExtent l="0" t="0" r="0" b="0"/>
+                <wp:wrapTight wrapText="bothSides">
+                  <wp:wrapPolygon edited="1">
+                    <wp:start x="0" y="0"/>
+                    <wp:lineTo x="0" y="21368"/>
+                    <wp:lineTo x="21403" y="21368"/>
+                    <wp:lineTo x="21403" y="0"/>
+                    <wp:lineTo x="0" y="0"/>
+                  </wp:wrapPolygon>
+                </wp:wrapTight>
+                <wp:docPr id="2" name="Imagen 1"/>
+                <wp:cNvGraphicFramePr>
+                  <a:graphicFrameLocks xmlns:a="http://schemas.openxmlformats.org/drawingml/2006/main" noChangeAspect="1"/>
+                </wp:cNvGraphicFramePr>
+                <a:graphic xmlns:a="http://schemas.openxmlformats.org/drawingml/2006/main">
+                  <a:graphicData uri="http://schemas.openxmlformats.org/drawingml/2006/picture">
+                    <pic:pic xmlns:pic="http://schemas.openxmlformats.org/drawingml/2006/picture">
+                      <pic:nvPicPr>
+                        <pic:cNvPr id="25143027" name=""/>
+                        <pic:cNvPicPr>
+                          <a:picLocks noChangeAspect="1"/>
+                        </pic:cNvPicPr>
+                        <pic:nvPr/>
+                      </pic:nvPicPr>
+                      <pic:blipFill rotWithShape="1">
+                        <a:blip r:embed="rId9"/>
+                        <a:stretch/>
+                      </pic:blipFill>
+                      <pic:spPr bwMode="auto">
+                        <a:xfrm flipH="0" flipV="0">
+                          <a:off x="0" y="0"/>
+                          <a:ext cx="1357525" cy="595705"/>
+                        </a:xfrm>
+                        <a:prstGeom prst="rect">
+                          <a:avLst/>
+                        </a:prstGeom>
+                      </pic:spPr>
+                    </pic:pic>
+                  </a:graphicData>
+                </a:graphic>
+              </wp:anchor>
+            </w:drawing>
+          </mc:Choice>
+          <mc:Fallback>
+            <w:pict>
+              <v:shapetype id="_x0000_t75" coordsize="21600,21600" o:spt="75" o:preferrelative="t" path="m@4@5l@4@11@9@11@9@5xe" filled="f" stroked="f">
+                <v:stroke joinstyle="miter"/>
+                <v:formulas>
+                  <v:f eqn="if lineDrawn pixelLineWidth 0"/>
+                  <v:f eqn="sum @0 1 0"/>
+                  <v:f eqn="sum 0 0 @1"/>
+                  <v:f eqn="prod @2 1 2"/>
+                  <v:f eqn="prod @3 21600 pixelWidth"/>
+                  <v:f eqn="prod @3 21600 pixelHeight"/>
+                  <v:f eqn="sum @0 0 1"/>
+                  <v:f eqn="prod @6 1 2"/>
+                  <v:f eqn="prod @7 21600 pixelWidth"/>
+                  <v:f eqn="sum @8 21600 0"/>
+                  <v:f eqn="prod @7 21600 pixelHeight"/>
+                  <v:f eqn="sum @10 21600 0"/>
+                </v:formulas>
+                <v:path o:extrusionok="f" gradientshapeok="t" o:connecttype="rect"/>
+                <o:lock v:ext="edit" aspectratio="t"/>
+              </v:shapetype>
+              <v:shape id="_x0000_i1" o:spid="_x0000_s1" type="#_x0000_t75" style="position:absolute;z-index:-251658240;o:allowoverlap:true;o:allowincell:true;mso-position-horizontal-relative:margin;margin-left:0.00pt;mso-position-horizontal:absolute;mso-position-vertical-relative:text;margin-top:12.23pt;mso-position-vertical:absolute;width:106.89pt;height:46.91pt;mso-wrap-distance-left:9.00pt;mso-wrap-distance-top:0.00pt;mso-wrap-distance-right:9.00pt;mso-wrap-distance-bottom:0.00pt;z-index:1;" wrapcoords="0 0 0 98926 99088 98926 99088 0 0 0" stroked="false">
+                <w10:wrap type="tight"/>
+                <v:imagedata r:id="rId9" o:title=""/>
+                <o:lock v:ext="edit" rotation="t"/>
+              </v:shape>
+            </w:pict>
+          </mc:Fallback>
+        </mc:AlternateContent>
+      </w:r>
+      <w:r>
+        <w:rPr>
+          <w:rFonts w:asciiTheme="minorHAnsi" w:hAnsiTheme="minorHAnsi" w:cstheme="minorHAnsi"/>
+          <w:sz w:val="20"/>
+          <w:szCs w:val="20"/>
+        </w:rPr>
+      </w:r>
+      <w:r/>
+      <w:r>
+        <w:rPr>
+          <w:rFonts w:asciiTheme="minorHAnsi" w:hAnsiTheme="minorHAnsi" w:cstheme="minorHAnsi"/>
+          <w:sz w:val="20"/>
+          <w:szCs w:val="20"/>
+        </w:rPr>
         <w:t xml:space="preserve">Para que así conste, firmo la presente en Barcelona</w:t>
       </w:r>
       <w:r>
@@ -1476,92 +1639,14 @@
           <w:sz w:val="14"/>
         </w:rPr>
       </w:r>
+      <w:r/>
       <w:r>
-        <mc:AlternateContent>
-          <mc:Choice Requires="wpg">
-            <w:drawing>
-              <wp:anchor xmlns:wp="http://schemas.openxmlformats.org/drawingml/2006/wordprocessingDrawing" xmlns:wp14="http://schemas.microsoft.com/office/word/2010/wordprocessingDrawing" distT="0" distB="0" distL="114300" distR="114300" simplePos="0" relativeHeight="251658240" behindDoc="1" locked="0" layoutInCell="1" allowOverlap="1">
-                <wp:simplePos x="0" y="0"/>
-                <wp:positionH relativeFrom="margin">
-                  <wp:posOffset>-47625</wp:posOffset>
-                </wp:positionH>
-                <wp:positionV relativeFrom="paragraph">
-                  <wp:posOffset>102369</wp:posOffset>
-                </wp:positionV>
-                <wp:extent cx="2018665" cy="885825"/>
-                <wp:effectExtent l="0" t="0" r="635" b="9525"/>
-                <wp:wrapTight wrapText="bothSides">
-                  <wp:wrapPolygon edited="1">
-                    <wp:start x="0" y="0"/>
-                    <wp:lineTo x="0" y="21368"/>
-                    <wp:lineTo x="21403" y="21368"/>
-                    <wp:lineTo x="21403" y="0"/>
-                    <wp:lineTo x="0" y="0"/>
-                  </wp:wrapPolygon>
-                </wp:wrapTight>
-                <wp:docPr id="2" name="Imagen 1"/>
-                <wp:cNvGraphicFramePr>
-                  <a:graphicFrameLocks xmlns:a="http://schemas.openxmlformats.org/drawingml/2006/main" noChangeAspect="1"/>
-                </wp:cNvGraphicFramePr>
-                <a:graphic xmlns:a="http://schemas.openxmlformats.org/drawingml/2006/main">
-                  <a:graphicData uri="http://schemas.openxmlformats.org/drawingml/2006/picture">
-                    <pic:pic xmlns:pic="http://schemas.openxmlformats.org/drawingml/2006/picture">
-                      <pic:nvPicPr>
-                        <pic:cNvPr id="537389300" name=""/>
-                        <pic:cNvPicPr>
-                          <a:picLocks noChangeAspect="1"/>
-                        </pic:cNvPicPr>
-                        <pic:nvPr/>
-                      </pic:nvPicPr>
-                      <pic:blipFill rotWithShape="1">
-                        <a:blip r:embed="rId9"/>
-                        <a:stretch/>
-                      </pic:blipFill>
-                      <pic:spPr bwMode="auto">
-                        <a:xfrm>
-                          <a:off x="0" y="0"/>
-                          <a:ext cx="2018664" cy="885825"/>
-                        </a:xfrm>
-                        <a:prstGeom prst="rect">
-                          <a:avLst/>
-                        </a:prstGeom>
-                      </pic:spPr>
-                    </pic:pic>
-                  </a:graphicData>
-                </a:graphic>
-              </wp:anchor>
-            </w:drawing>
-          </mc:Choice>
-          <mc:Fallback>
-            <w:pict>
-              <v:shapetype id="_x0000_t75" coordsize="21600,21600" o:spt="75" o:preferrelative="t" path="m@4@5l@4@11@9@11@9@5xe" filled="f" stroked="f">
-                <v:stroke joinstyle="miter"/>
-                <v:formulas>
-                  <v:f eqn="if lineDrawn pixelLineWidth 0"/>
-                  <v:f eqn="sum @0 1 0"/>
-                  <v:f eqn="sum 0 0 @1"/>
-                  <v:f eqn="prod @2 1 2"/>
-                  <v:f eqn="prod @3 21600 pixelWidth"/>
-                  <v:f eqn="prod @3 21600 pixelHeight"/>
-                  <v:f eqn="sum @0 0 1"/>
-                  <v:f eqn="prod @6 1 2"/>
-                  <v:f eqn="prod @7 21600 pixelWidth"/>
-                  <v:f eqn="sum @8 21600 0"/>
-                  <v:f eqn="prod @7 21600 pixelHeight"/>
-                  <v:f eqn="sum @10 21600 0"/>
-                </v:formulas>
-                <v:path o:extrusionok="f" gradientshapeok="t" o:connecttype="rect"/>
-                <o:lock v:ext="edit" aspectratio="t"/>
-              </v:shapetype>
-              <v:shape id="_x0000_i1" o:spid="_x0000_s1" type="#_x0000_t75" style="position:absolute;z-index:-251658240;o:allowoverlap:true;o:allowincell:true;mso-position-horizontal-relative:margin;margin-left:-3.75pt;mso-position-horizontal:absolute;mso-position-vertical-relative:text;margin-top:8.06pt;mso-position-vertical:absolute;width:158.95pt;height:69.75pt;mso-wrap-distance-left:9.00pt;mso-wrap-distance-top:0.00pt;mso-wrap-distance-right:9.00pt;mso-wrap-distance-bottom:0.00pt;z-index:1;" wrapcoords="0 0 0 98926 99088 98926 99088 0 0 0" stroked="false">
-                <w10:wrap type="tight"/>
-                <v:imagedata r:id="rId9" o:title=""/>
-                <o:lock v:ext="edit" rotation="t"/>
-              </v:shape>
-            </w:pict>
-          </mc:Fallback>
-        </mc:AlternateContent>
+        <w:rPr>
+          <w:color w:val="555555"/>
+          <w:sz w:val="14"/>
+        </w:rPr>
       </w:r>
+      <w:r/>
       <w:r>
         <w:rPr>
           <w:sz w:val="20"/>
@@ -1647,38 +1732,6 @@
     <w:p>
       <w:pPr>
         <w:pBdr/>
-        <w:tabs>
-          <w:tab w:val="center" w:leader="none" w:pos="6875"/>
-        </w:tabs>
-        <w:spacing w:after="0"/>
-        <w:ind/>
-        <w:rPr>
-          <w:color w:val="555555"/>
-          <w:sz w:val="14"/>
-        </w:rPr>
-      </w:pPr>
-      <w:r>
-        <w:rPr>
-          <w:color w:val="555555"/>
-          <w:sz w:val="14"/>
-        </w:rPr>
-      </w:r>
-      <w:r>
-        <w:rPr>
-          <w:color w:val="555555"/>
-          <w:sz w:val="14"/>
-        </w:rPr>
-      </w:r>
-      <w:r>
-        <w:rPr>
-          <w:color w:val="555555"/>
-          <w:sz w:val="14"/>
-        </w:rPr>
-      </w:r>
-    </w:p>
-    <w:p>
-      <w:pPr>
-        <w:pBdr/>
         <w:spacing/>
         <w:ind/>
         <w:rPr>
@@ -1693,41 +1746,11 @@
       </w:r>
       <w:r>
         <w:rPr>
-          <w:rFonts w:asciiTheme="minorHAnsi" w:hAnsiTheme="minorHAnsi" w:cstheme="minorHAnsi"/>
           <w:highlight w:val="none"/>
         </w:rPr>
       </w:r>
       <w:r>
         <w:rPr>
-          <w:rFonts w:asciiTheme="minorHAnsi" w:hAnsiTheme="minorHAnsi" w:cstheme="minorHAnsi"/>
-          <w:highlight w:val="none"/>
-        </w:rPr>
-      </w:r>
-    </w:p>
-    <w:p>
-      <w:pPr>
-        <w:pBdr/>
-        <w:spacing/>
-        <w:ind/>
-        <w:rPr>
-          <w:rFonts w:asciiTheme="minorHAnsi" w:hAnsiTheme="minorHAnsi" w:cstheme="minorHAnsi"/>
-          <w:highlight w:val="none"/>
-        </w:rPr>
-      </w:pPr>
-      <w:r>
-        <w:rPr>
-          <w:highlight w:val="none"/>
-        </w:rPr>
-      </w:r>
-      <w:r>
-        <w:rPr>
-          <w:rFonts w:asciiTheme="minorHAnsi" w:hAnsiTheme="minorHAnsi" w:cstheme="minorHAnsi"/>
-          <w:highlight w:val="none"/>
-        </w:rPr>
-      </w:r>
-      <w:r>
-        <w:rPr>
-          <w:rFonts w:asciiTheme="minorHAnsi" w:hAnsiTheme="minorHAnsi" w:cstheme="minorHAnsi"/>
           <w:highlight w:val="none"/>
         </w:rPr>
       </w:r>
@@ -2808,19 +2831,14 @@
           <w:highlight w:val="none"/>
         </w:rPr>
       </w:r>
-    </w:p>
-    <w:p>
-      <w:pPr>
-        <w:pBdr/>
-        <w:tabs>
-          <w:tab w:val="center" w:leader="none" w:pos="6875"/>
-        </w:tabs>
-        <w:spacing w:after="0"/>
-        <w:ind/>
-        <w:rPr/>
-      </w:pPr>
       <w:r/>
       <w:r/>
+      <w:r>
+        <w:rPr>
+          <w:rFonts w:asciiTheme="minorHAnsi" w:hAnsiTheme="minorHAnsi" w:cstheme="minorHAnsi"/>
+          <w:highlight w:val="none"/>
+        </w:rPr>
+      </w:r>
     </w:p>
     <w:sectPr>
       <w:headerReference w:type="default" r:id="rId8"/>

--- a/addons-extra/extrairg/irg_gradebook_certificates/static/src/templates/Plantilla-certificado-notas-dpto.docx
+++ b/addons-extra/extrairg/irg_gradebook_certificates/static/src/templates/Plantilla-certificado-notas-dpto.docx
@@ -1480,92 +1480,6 @@
         </w:rPr>
       </w:r>
       <w:r>
-        <mc:AlternateContent>
-          <mc:Choice Requires="wpg">
-            <w:drawing>
-              <wp:anchor xmlns:wp="http://schemas.openxmlformats.org/drawingml/2006/wordprocessingDrawing" xmlns:wp14="http://schemas.microsoft.com/office/word/2010/wordprocessingDrawing" distT="0" distB="0" distL="114300" distR="114300" simplePos="0" relativeHeight="251658240" behindDoc="1" locked="0" layoutInCell="1" allowOverlap="1">
-                <wp:simplePos x="0" y="0"/>
-                <wp:positionH relativeFrom="margin">
-                  <wp:posOffset>0</wp:posOffset>
-                </wp:positionH>
-                <wp:positionV relativeFrom="paragraph">
-                  <wp:posOffset>155371</wp:posOffset>
-                </wp:positionV>
-                <wp:extent cx="1357525" cy="595705"/>
-                <wp:effectExtent l="0" t="0" r="0" b="0"/>
-                <wp:wrapTight wrapText="bothSides">
-                  <wp:wrapPolygon edited="1">
-                    <wp:start x="0" y="0"/>
-                    <wp:lineTo x="0" y="21368"/>
-                    <wp:lineTo x="21403" y="21368"/>
-                    <wp:lineTo x="21403" y="0"/>
-                    <wp:lineTo x="0" y="0"/>
-                  </wp:wrapPolygon>
-                </wp:wrapTight>
-                <wp:docPr id="2" name="Imagen 1"/>
-                <wp:cNvGraphicFramePr>
-                  <a:graphicFrameLocks xmlns:a="http://schemas.openxmlformats.org/drawingml/2006/main" noChangeAspect="1"/>
-                </wp:cNvGraphicFramePr>
-                <a:graphic xmlns:a="http://schemas.openxmlformats.org/drawingml/2006/main">
-                  <a:graphicData uri="http://schemas.openxmlformats.org/drawingml/2006/picture">
-                    <pic:pic xmlns:pic="http://schemas.openxmlformats.org/drawingml/2006/picture">
-                      <pic:nvPicPr>
-                        <pic:cNvPr id="25143027" name=""/>
-                        <pic:cNvPicPr>
-                          <a:picLocks noChangeAspect="1"/>
-                        </pic:cNvPicPr>
-                        <pic:nvPr/>
-                      </pic:nvPicPr>
-                      <pic:blipFill rotWithShape="1">
-                        <a:blip r:embed="rId9"/>
-                        <a:stretch/>
-                      </pic:blipFill>
-                      <pic:spPr bwMode="auto">
-                        <a:xfrm flipH="0" flipV="0">
-                          <a:off x="0" y="0"/>
-                          <a:ext cx="1357525" cy="595705"/>
-                        </a:xfrm>
-                        <a:prstGeom prst="rect">
-                          <a:avLst/>
-                        </a:prstGeom>
-                      </pic:spPr>
-                    </pic:pic>
-                  </a:graphicData>
-                </a:graphic>
-              </wp:anchor>
-            </w:drawing>
-          </mc:Choice>
-          <mc:Fallback>
-            <w:pict>
-              <v:shapetype id="_x0000_t75" coordsize="21600,21600" o:spt="75" o:preferrelative="t" path="m@4@5l@4@11@9@11@9@5xe" filled="f" stroked="f">
-                <v:stroke joinstyle="miter"/>
-                <v:formulas>
-                  <v:f eqn="if lineDrawn pixelLineWidth 0"/>
-                  <v:f eqn="sum @0 1 0"/>
-                  <v:f eqn="sum 0 0 @1"/>
-                  <v:f eqn="prod @2 1 2"/>
-                  <v:f eqn="prod @3 21600 pixelWidth"/>
-                  <v:f eqn="prod @3 21600 pixelHeight"/>
-                  <v:f eqn="sum @0 0 1"/>
-                  <v:f eqn="prod @6 1 2"/>
-                  <v:f eqn="prod @7 21600 pixelWidth"/>
-                  <v:f eqn="sum @8 21600 0"/>
-                  <v:f eqn="prod @7 21600 pixelHeight"/>
-                  <v:f eqn="sum @10 21600 0"/>
-                </v:formulas>
-                <v:path o:extrusionok="f" gradientshapeok="t" o:connecttype="rect"/>
-                <o:lock v:ext="edit" aspectratio="t"/>
-              </v:shapetype>
-              <v:shape id="_x0000_i1" o:spid="_x0000_s1" type="#_x0000_t75" style="position:absolute;z-index:-251658240;o:allowoverlap:true;o:allowincell:true;mso-position-horizontal-relative:margin;margin-left:0.00pt;mso-position-horizontal:absolute;mso-position-vertical-relative:text;margin-top:12.23pt;mso-position-vertical:absolute;width:106.89pt;height:46.91pt;mso-wrap-distance-left:9.00pt;mso-wrap-distance-top:0.00pt;mso-wrap-distance-right:9.00pt;mso-wrap-distance-bottom:0.00pt;z-index:1;" wrapcoords="0 0 0 98926 99088 98926 99088 0 0 0" stroked="false">
-                <w10:wrap type="tight"/>
-                <v:imagedata r:id="rId9" o:title=""/>
-                <o:lock v:ext="edit" rotation="t"/>
-              </v:shape>
-            </w:pict>
-          </mc:Fallback>
-        </mc:AlternateContent>
-      </w:r>
-      <w:r>
         <w:rPr>
           <w:rFonts w:asciiTheme="minorHAnsi" w:hAnsiTheme="minorHAnsi" w:cstheme="minorHAnsi"/>
           <w:sz w:val="20"/>
@@ -1680,21 +1594,74 @@
         </w:rPr>
       </w:pPr>
       <w:r>
-        <w:rPr>
-          <w:sz w:val="24"/>
-        </w:rPr>
-      </w:r>
-      <w:r>
-        <w:rPr>
-          <w:color w:val="555555"/>
-          <w:sz w:val="14"/>
-        </w:rPr>
-      </w:r>
-      <w:r>
-        <w:rPr>
-          <w:color w:val="555555"/>
-          <w:sz w:val="14"/>
-        </w:rPr>
+        <mc:AlternateContent>
+          <mc:Choice Requires="wpg">
+            <w:drawing>
+              <wp:inline distT="0" distB="0" distL="0" distR="0">
+                <wp:extent cx="1357525" cy="595705"/>
+                <wp:effectExtent l="0" t="0" r="0" b="0"/>
+                <wp:docPr id="2" name="Imagen 1"/>
+                <wp:cNvGraphicFramePr>
+                  <a:graphicFrameLocks noChangeAspect="1"/>
+                </wp:cNvGraphicFramePr>
+                <a:graphic>
+                  <a:graphicData uri="http://schemas.openxmlformats.org/drawingml/2006/picture">
+                    <pic:pic xmlns:pic="http://schemas.openxmlformats.org/drawingml/2006/picture">
+                      <pic:nvPicPr>
+                        <pic:cNvPr id="25143027" name=""/>
+                        <pic:cNvPicPr>
+                          <a:picLocks noChangeAspect="1"/>
+                        </pic:cNvPicPr>
+                        <pic:nvPr/>
+                      </pic:nvPicPr>
+                      <pic:blipFill rotWithShape="1">
+                        <a:blip r:embed="rId9"/>
+                        <a:stretch/>
+                      </pic:blipFill>
+                      <pic:spPr bwMode="auto">
+                        <a:xfrm flipH="0" flipV="0">
+                          <a:off x="0" y="0"/>
+                          <a:ext cx="1357525" cy="595705"/>
+                        </a:xfrm>
+                        <a:prstGeom prst="rect">
+                          <a:avLst/>
+                        </a:prstGeom>
+                      </pic:spPr>
+                    </pic:pic>
+                  </a:graphicData>
+                </a:graphic>
+              </wp:inline>
+            </w:drawing>
+          </mc:Choice>
+          <mc:Fallback>
+            <w:pict>
+              <v:shapetype id="_x0000_t75" coordsize="21600,21600" o:spt="75" o:preferrelative="t" path="m@4@5l@4@11@9@11@9@5xe" filled="f" stroked="f">
+                <v:stroke joinstyle="miter"/>
+                <v:formulas>
+                  <v:f eqn="if lineDrawn pixelLineWidth 0"/>
+                  <v:f eqn="sum @0 1 0"/>
+                  <v:f eqn="sum 0 0 @1"/>
+                  <v:f eqn="prod @2 1 2"/>
+                  <v:f eqn="prod @3 21600 pixelWidth"/>
+                  <v:f eqn="prod @3 21600 pixelHeight"/>
+                  <v:f eqn="sum @0 0 1"/>
+                  <v:f eqn="prod @6 1 2"/>
+                  <v:f eqn="prod @7 21600 pixelWidth"/>
+                  <v:f eqn="sum @8 21600 0"/>
+                  <v:f eqn="prod @7 21600 pixelHeight"/>
+                  <v:f eqn="sum @10 21600 0"/>
+                </v:formulas>
+                <v:path o:extrusionok="f" gradientshapeok="t" o:connecttype="rect"/>
+                <o:lock v:ext="edit" aspectratio="t"/>
+              </v:shapetype>
+              <v:shape id="_x0000_i1" o:spid="_x0000_s1" type="#_x0000_t75" style="position:absolute;z-index:-251658240;o:allowoverlap:true;o:allowincell:true;mso-position-horizontal-relative:margin;margin-left:0.00pt;mso-position-horizontal:absolute;mso-position-vertical-relative:text;margin-top:12.23pt;mso-position-vertical:absolute;width:106.89pt;height:46.91pt;mso-wrap-distance-left:9.00pt;mso-wrap-distance-top:0.00pt;mso-wrap-distance-right:9.00pt;mso-wrap-distance-bottom:0.00pt;z-index:1;" wrapcoords="0 0 0 98926 99088 98926 99088 0 0 0" stroked="false">
+                <w10:wrap type="tight"/>
+                <v:imagedata r:id="rId9" o:title=""/>
+                <o:lock v:ext="edit" rotation="t"/>
+              </v:shape>
+            </w:pict>
+          </mc:Fallback>
+        </mc:AlternateContent>
       </w:r>
     </w:p>
     <w:p>
